--- a/forms/08_질환안내문/17_생활관리/비만관리안내문_한국동물병원협회.docx
+++ b/forms/08_질환안내문/17_생활관리/비만관리안내문_한국동물병원협회.docx
@@ -1934,7 +1934,25 @@
                 <w:sz w:val="16"/>
                 <w:szCs w:val="16"/>
               </w:rPr>
-              <w:t xml:space="preserve">이 안내문은 일반적인 설명이며, 실제 경과와 치료 방침은 개체 상태에 따라 달라집니다. 궁금한 점은 언제든 담당 수의사에게 물어봐 주십시오.</w:t>
+              <w:t xml:space="preserve">이 안내문은 일반적인 내용을 담은 것으로, 실제 경과와 치료 방법은 반려동물의 상태에 따라 달라질 수 있습니다.</w:t>
+            </w:r>
+          </w:p>
+          <w:p>
+            <w:pPr>
+              <w:spacing w:after="0" w:before="0" w:line="224" w:lineRule="exact"/>
+              <w:jc w:val="center"/>
+            </w:pPr>
+            <w:r>
+              <w:rPr>
+                <w:rFonts w:ascii="Malgun Gothic" w:eastAsia="Malgun Gothic" w:hAnsi="Malgun Gothic"/>
+                <w:b w:val="false"/>
+                <w:bCs w:val="false"/>
+                <w:snapToGrid w:val="false"/>
+                <w:color w:val="333333"/>
+                <w:sz w:val="16"/>
+                <w:szCs w:val="16"/>
+              </w:rPr>
+              <w:t xml:space="preserve">궁금한 점이 있으시면 언제든 담당 수의사에게 문의해 주십시오.</w:t>
             </w:r>
           </w:p>
         </w:tc>
